--- a/0629/AI_코딩도구_활용_가이드_v0_3.docx
+++ b/0629/AI_코딩도구_활용_가이드_v0_3.docx
@@ -10765,7 +10765,7 @@
                 <w:sz w:val="17"/>
                 <w:szCs w:val="17"/>
               </w:rPr>
-              <w:t>Tier</w:t>
+              <w:t>등급</w:t>
             </w:r>
           </w:p>
         </w:tc>
@@ -10793,7 +10793,7 @@
                 <w:sz w:val="17"/>
                 <w:szCs w:val="17"/>
               </w:rPr>
-              <w:t>도구 등급. Tier A(엔터프라이즈), Tier B(개인 계정), Tier S(사내 전용) = 요령 등급 2, 1, 3 대응</w:t>
+              <w:t>도구 보안 등급. 등급 1(공용 클라우드·개인 계정 무료·유료), 등급 2(엔터프라이즈 계약), 등급 3(사내 전용), 폐지(사용 금지). (정책 §2.1 / 요령 제11조)</w:t>
             </w:r>
           </w:p>
         </w:tc>
@@ -11307,15 +11307,11 @@
         <w:rPr>
           <w:color w:val="E8A020"/>
         </w:rPr>
-        <w:t>2.1</w:t>
-      </w:r>
-      <w:r>
-        <w:t xml:space="preserve">  승인</w:t>
-      </w:r>
+        <w:t>2.1  승인 도구 목록 및 등급</w:t>
+      </w:r>
+      <w:r/>
       <w:proofErr w:type="gramEnd"/>
-      <w:r>
-        <w:t xml:space="preserve"> 도구 목록 및 Tier</w:t>
-      </w:r>
+      <w:r/>
       <w:bookmarkEnd w:id="9"/>
     </w:p>
     <w:p>
@@ -11473,7 +11469,7 @@
                 <w:sz w:val="17"/>
                 <w:szCs w:val="17"/>
               </w:rPr>
-              <w:t>Tier</w:t>
+              <w:t>등급</w:t>
             </w:r>
           </w:p>
         </w:tc>
@@ -11507,7 +11503,7 @@
                 <w:sz w:val="17"/>
                 <w:szCs w:val="17"/>
               </w:rPr>
-              <w:t>요령 등급</w:t>
+              <w:t>구 Tier 표기</w:t>
             </w:r>
           </w:p>
         </w:tc>
@@ -11670,7 +11666,7 @@
                 <w:sz w:val="17"/>
                 <w:szCs w:val="17"/>
               </w:rPr>
-              <w:t>A</w:t>
+              <w:t>등급 2</w:t>
             </w:r>
           </w:p>
         </w:tc>
@@ -11701,7 +11697,7 @@
                 <w:sz w:val="17"/>
                 <w:szCs w:val="17"/>
               </w:rPr>
-              <w:t>등급 2</w:t>
+              <w:t>A</w:t>
             </w:r>
           </w:p>
         </w:tc>
@@ -11855,7 +11851,7 @@
                 <w:sz w:val="17"/>
                 <w:szCs w:val="17"/>
               </w:rPr>
-              <w:t>A</w:t>
+              <w:t>등급 2</w:t>
             </w:r>
           </w:p>
         </w:tc>
@@ -11886,7 +11882,7 @@
                 <w:sz w:val="17"/>
                 <w:szCs w:val="17"/>
               </w:rPr>
-              <w:t>등급 2</w:t>
+              <w:t>A</w:t>
             </w:r>
           </w:p>
         </w:tc>
@@ -12040,7 +12036,7 @@
                 <w:sz w:val="17"/>
                 <w:szCs w:val="17"/>
               </w:rPr>
-              <w:t>A</w:t>
+              <w:t>등급 2</w:t>
             </w:r>
           </w:p>
         </w:tc>
@@ -12071,7 +12067,7 @@
                 <w:sz w:val="17"/>
                 <w:szCs w:val="17"/>
               </w:rPr>
-              <w:t>등급 2</w:t>
+              <w:t>A</w:t>
             </w:r>
           </w:p>
         </w:tc>
@@ -12225,7 +12221,7 @@
                 <w:sz w:val="17"/>
                 <w:szCs w:val="17"/>
               </w:rPr>
-              <w:t>A</w:t>
+              <w:t>등급 2</w:t>
             </w:r>
           </w:p>
         </w:tc>
@@ -12256,7 +12252,7 @@
                 <w:sz w:val="17"/>
                 <w:szCs w:val="17"/>
               </w:rPr>
-              <w:t>등급 2</w:t>
+              <w:t>A</w:t>
             </w:r>
           </w:p>
         </w:tc>
@@ -12466,7 +12462,7 @@
                 <w:sz w:val="17"/>
                 <w:szCs w:val="17"/>
               </w:rPr>
-              <w:t>Tier A 도구 허용 여부</w:t>
+              <w:t>등급 2 도구 허용 여부</w:t>
             </w:r>
           </w:p>
         </w:tc>
@@ -12805,7 +12801,7 @@
           <w:sz w:val="19"/>
           <w:szCs w:val="19"/>
         </w:rPr>
-        <w:t xml:space="preserve">🚫 절대 </w:t>
+        <w:t>🚫 절대 금지  Level 3 절대 금지 원칙: 등급 2(엔터프라이즈 계약) 도구를 포함하여 외부 클라우드 기반 AI 도구 전체에 Level 3(비밀) 데이터 입력은 금지된다. Level 3 데이터의 AI 활용이 필요한 경우 등급 3(사내 전용) 도구 도입을 AI 담당 부서에 요청한다.</w:t>
       </w:r>
       <w:proofErr w:type="gramStart"/>
       <w:r>
@@ -12816,14 +12812,12 @@
           <w:sz w:val="19"/>
           <w:szCs w:val="19"/>
         </w:rPr>
-        <w:t xml:space="preserve">금지  </w:t>
       </w:r>
       <w:r>
         <w:rPr>
           <w:sz w:val="19"/>
           <w:szCs w:val="19"/>
         </w:rPr>
-        <w:t>Level</w:t>
       </w:r>
       <w:proofErr w:type="gramEnd"/>
       <w:r>
@@ -12831,7 +12825,6 @@
           <w:sz w:val="19"/>
           <w:szCs w:val="19"/>
         </w:rPr>
-        <w:t xml:space="preserve"> 3 절대 금지 원칙: Tier A(엔터프라이즈 계약) 도구를 포함하여 외부 클라우드 기반 AI 도구 전체에 Level 3(비밀) 데이터 입력은 금지된다. Level 3 데이터의 AI 활용이 필요한 경우 Tier S(사내 전용) 도구 도입을 AI 담당 부서에 요청한다.</w:t>
       </w:r>
     </w:p>
     <w:p>
@@ -13996,7 +13989,7 @@
           <w:sz w:val="19"/>
           <w:szCs w:val="19"/>
         </w:rPr>
-        <w:t>② AX추진실 (AI 담당 부서</w:t>
+        <w:t>② AX추진실 (AI 담당 부서)  도구 등급 판정 · 데이터 Level 검토 · 보안성 심의 의뢰 → 30일 이내 요청 부서에 결과 회신 (요령 제9조 ②)</w:t>
       </w:r>
       <w:proofErr w:type="gramStart"/>
       <w:r>
@@ -14007,14 +14000,12 @@
           <w:sz w:val="19"/>
           <w:szCs w:val="19"/>
         </w:rPr>
-        <w:t xml:space="preserve">)  </w:t>
       </w:r>
       <w:r>
         <w:rPr>
           <w:sz w:val="19"/>
           <w:szCs w:val="19"/>
         </w:rPr>
-        <w:t>도구</w:t>
       </w:r>
       <w:proofErr w:type="gramEnd"/>
       <w:r>
@@ -14022,7 +14013,6 @@
           <w:sz w:val="19"/>
           <w:szCs w:val="19"/>
         </w:rPr>
-        <w:t xml:space="preserve"> Tier 판정 · 데이터 Level 검토 · 보안성 심의 의뢰 → 30일 이내 요청 부서에 결과 회신 (요령 제9조 ②)</w:t>
       </w:r>
     </w:p>
     <w:p>
@@ -14429,15 +14419,11 @@
           <w:bCs/>
           <w:color w:val="E8A020"/>
         </w:rPr>
-        <w:t xml:space="preserve">②  </w:t>
-      </w:r>
-      <w:r>
-        <w:t>개인</w:t>
-      </w:r>
+        <w:t>②  개인 계정(무료 플랜 포함)으로 등급 2 도구와 동일한 서비스를 별도 이용하는 행위</w:t>
+      </w:r>
+      <w:r/>
       <w:proofErr w:type="gramEnd"/>
-      <w:r>
-        <w:t xml:space="preserve"> 계정(무료 플랜 포함)으로 Tier A 도구와 동일한 서비스를 별도 이용하는 행위</w:t>
-      </w:r>
+      <w:r/>
     </w:p>
     <w:p>
       <w:pPr>
@@ -14702,7 +14688,7 @@
         <w:spacing w:before="80" w:after="80"/>
       </w:pPr>
       <w:r>
-        <w:t>다음 각 호에 해당하는 코드 및 정보는 Tier A를 포함한 모든 외부 클라우드 AI 도구에 입력을 금지한다.</w:t>
+        <w:t>다음 각 호에 해당하는 코드 및 정보는 등급 2를 포함한 모든 외부 클라우드 AI 도구에 입력을 금지한다.</w:t>
       </w:r>
     </w:p>
     <w:tbl>
@@ -16148,15 +16134,11 @@
         <w:rPr>
           <w:color w:val="E8A020"/>
         </w:rPr>
-        <w:t>3.2</w:t>
-      </w:r>
-      <w:r>
-        <w:t xml:space="preserve">  도구</w:t>
-      </w:r>
+        <w:t>3.2  도구 등급별 입력 허용 매트릭스</w:t>
+      </w:r>
+      <w:r/>
       <w:proofErr w:type="gramEnd"/>
-      <w:r>
-        <w:t xml:space="preserve"> Tier별 입력 허용 매트릭스</w:t>
-      </w:r>
+      <w:r/>
       <w:bookmarkEnd w:id="24"/>
     </w:p>
     <w:tbl>
@@ -16256,7 +16238,7 @@
                 <w:sz w:val="17"/>
                 <w:szCs w:val="17"/>
               </w:rPr>
-              <w:t>Tier A (엔터프라이즈)</w:t>
+              <w:t>등급 2 (엔터프라이즈)</w:t>
             </w:r>
           </w:p>
         </w:tc>
@@ -16290,7 +16272,7 @@
                 <w:sz w:val="17"/>
                 <w:szCs w:val="17"/>
               </w:rPr>
-              <w:t>Tier B (개인 계정)</w:t>
+              <w:t>등급 1 (개인 계정)</w:t>
             </w:r>
           </w:p>
         </w:tc>
@@ -16324,7 +16306,7 @@
                 <w:sz w:val="17"/>
                 <w:szCs w:val="17"/>
               </w:rPr>
-              <w:t>Tier S (사내 전용)</w:t>
+              <w:t>등급 3 (사내 전용)</w:t>
             </w:r>
           </w:p>
         </w:tc>
@@ -16811,7 +16793,7 @@
         <w:spacing w:before="80" w:after="80"/>
       </w:pPr>
       <w:r>
-        <w:t>현재 회사 AI 코딩도구는 모두 Tier A다. Tier B(개인 계정) 도구는 2.4절에 따라 업무 목적 사용이 금지된다. Tier S(사내 전용)는 별도 도입 심의가 필요하다.</w:t>
+        <w:t>현재 회사 AI 코딩도구는 모두 등급 2다. 등급 1(개인 계정) 도구는 2.4절에 따라 업무 목적 사용이 금지된다. 등급 3(사내 전용)는 별도 도입 심의가 필요하다.</w:t>
       </w:r>
     </w:p>
     <w:p>
@@ -32113,7 +32095,7 @@
                 <w:sz w:val="17"/>
                 <w:szCs w:val="17"/>
               </w:rPr>
-              <w:t xml:space="preserve">Tier </w:t>
+              <w:t>등급 2 / ZDR (Zero Data Retention) 적용</w:t>
             </w:r>
             <w:proofErr w:type="gramStart"/>
             <w:r>
@@ -32121,7 +32103,6 @@
                 <w:sz w:val="17"/>
                 <w:szCs w:val="17"/>
               </w:rPr>
-              <w:t>A /</w:t>
             </w:r>
             <w:proofErr w:type="gramEnd"/>
             <w:r>
@@ -32129,7 +32110,6 @@
                 <w:sz w:val="17"/>
                 <w:szCs w:val="17"/>
               </w:rPr>
-              <w:t xml:space="preserve"> ZDR (Zero Data Retention) 적용</w:t>
             </w:r>
           </w:p>
         </w:tc>
@@ -43918,7 +43898,7 @@
                 <w:sz w:val="17"/>
                 <w:szCs w:val="17"/>
               </w:rPr>
-              <w:t xml:space="preserve">「인공지능 활용 및 관리 요령」 핵심 조항 </w:t>
+              <w:t>「인공지능 활용 및 관리 요령」 핵심 조항 이해 / 도구 등급·데이터 Level 분류 체계</w:t>
             </w:r>
             <w:proofErr w:type="gramStart"/>
             <w:r>
@@ -43926,7 +43906,6 @@
                 <w:sz w:val="17"/>
                 <w:szCs w:val="17"/>
               </w:rPr>
-              <w:t>이해 /</w:t>
             </w:r>
             <w:proofErr w:type="gramEnd"/>
             <w:r>
@@ -43934,7 +43913,6 @@
                 <w:sz w:val="17"/>
                 <w:szCs w:val="17"/>
               </w:rPr>
-              <w:t xml:space="preserve"> 도구 등급(Tier)·데이터 Level 분류 체계</w:t>
             </w:r>
           </w:p>
         </w:tc>
@@ -48411,7 +48389,7 @@
                 <w:sz w:val="17"/>
                 <w:szCs w:val="17"/>
               </w:rPr>
-              <w:t>마스킹</w:t>
+              <w:t>마스킹 후 등급 2 도구 사용 가능</w:t>
             </w:r>
             <w:proofErr w:type="spellEnd"/>
             <w:r>
@@ -48419,7 +48397,6 @@
                 <w:sz w:val="17"/>
                 <w:szCs w:val="17"/>
               </w:rPr>
-              <w:t xml:space="preserve"> 후 Tier A 도구 사용 가능</w:t>
             </w:r>
           </w:p>
           <w:p>
@@ -48802,7 +48779,7 @@
                 <w:sz w:val="17"/>
                 <w:szCs w:val="17"/>
               </w:rPr>
-              <w:t>도구 등급(Tier) 분류</w:t>
+              <w:t>도구 보안 등급 분류</w:t>
             </w:r>
           </w:p>
         </w:tc>
@@ -48858,7 +48835,7 @@
                 <w:sz w:val="17"/>
                 <w:szCs w:val="17"/>
               </w:rPr>
-              <w:t>§3 도구 Tier 분류</w:t>
+              <w:t>§3 도구 등급 분류</w:t>
             </w:r>
           </w:p>
         </w:tc>

--- a/0629/AI_코딩도구_활용_가이드_v0_3.docx
+++ b/0629/AI_코딩도구_활용_가이드_v0_3.docx
@@ -10793,7 +10793,7 @@
                 <w:sz w:val="17"/>
                 <w:szCs w:val="17"/>
               </w:rPr>
-              <w:t>도구 보안 등급. 등급 1(공용 클라우드·개인 계정 무료·유료), 등급 2(엔터프라이즈 계약), 등급 3(사내 전용), 폐지(사용 금지). (정책 §2.1 / 요령 제11조)</w:t>
+              <w:t>도구 보안 등급. 개인계정 등급(공용 클라우드·개인 계정 무료·유료), 회사계약 등급, 사내전용 등급, 폐지 등급(사용 금지). (정책 §2.1 / 요령 제11조)</w:t>
             </w:r>
           </w:p>
         </w:tc>
@@ -11666,7 +11666,7 @@
                 <w:sz w:val="17"/>
                 <w:szCs w:val="17"/>
               </w:rPr>
-              <w:t>등급 2</w:t>
+              <w:t>회사계약 등급</w:t>
             </w:r>
           </w:p>
         </w:tc>
@@ -11851,7 +11851,7 @@
                 <w:sz w:val="17"/>
                 <w:szCs w:val="17"/>
               </w:rPr>
-              <w:t>등급 2</w:t>
+              <w:t>회사계약 등급</w:t>
             </w:r>
           </w:p>
         </w:tc>
@@ -12036,7 +12036,7 @@
                 <w:sz w:val="17"/>
                 <w:szCs w:val="17"/>
               </w:rPr>
-              <w:t>등급 2</w:t>
+              <w:t>회사계약 등급</w:t>
             </w:r>
           </w:p>
         </w:tc>
@@ -12221,7 +12221,7 @@
                 <w:sz w:val="17"/>
                 <w:szCs w:val="17"/>
               </w:rPr>
-              <w:t>등급 2</w:t>
+              <w:t>회사계약 등급</w:t>
             </w:r>
           </w:p>
         </w:tc>
@@ -12462,7 +12462,7 @@
                 <w:sz w:val="17"/>
                 <w:szCs w:val="17"/>
               </w:rPr>
-              <w:t>등급 2 도구 허용 여부</w:t>
+              <w:t>회사계약 등급 도구 허용 여부</w:t>
             </w:r>
           </w:p>
         </w:tc>
@@ -12801,7 +12801,7 @@
           <w:sz w:val="19"/>
           <w:szCs w:val="19"/>
         </w:rPr>
-        <w:t>🚫 절대 금지  Level 3 절대 금지 원칙: 등급 2(엔터프라이즈 계약) 도구를 포함하여 외부 클라우드 기반 AI 도구 전체에 Level 3(비밀) 데이터 입력은 금지된다. Level 3 데이터의 AI 활용이 필요한 경우 등급 3(사내 전용) 도구 도입을 AI 담당 부서에 요청한다.</w:t>
+        <w:t>🚫 절대 금지  Level 3 절대 금지 원칙: 회사계약 등급 도구를 포함하여 외부 클라우드 기반 AI 도구 전체에 Level 3(비밀) 데이터 입력은 금지된다. Level 3 데이터의 AI 활용이 필요한 경우 사내전용 등급 도구 도입을 AI 담당 부서에 요청한다.</w:t>
       </w:r>
       <w:proofErr w:type="gramStart"/>
       <w:r>
@@ -14419,7 +14419,7 @@
           <w:bCs/>
           <w:color w:val="E8A020"/>
         </w:rPr>
-        <w:t>②  개인 계정(무료 플랜 포함)으로 등급 2 도구와 동일한 서비스를 별도 이용하는 행위</w:t>
+        <w:t>②  개인 계정(무료 플랜 포함)으로 회사계약 등급 도구와 동일한 서비스를 별도 이용하는 행위</w:t>
       </w:r>
       <w:r/>
       <w:proofErr w:type="gramEnd"/>
@@ -14688,7 +14688,7 @@
         <w:spacing w:before="80" w:after="80"/>
       </w:pPr>
       <w:r>
-        <w:t>다음 각 호에 해당하는 코드 및 정보는 등급 2를 포함한 모든 외부 클라우드 AI 도구에 입력을 금지한다.</w:t>
+        <w:t>다음 각 호에 해당하는 코드 및 정보는 회사계약 등급을 포함한 모든 외부 클라우드 AI 도구에 입력을 금지한다.</w:t>
       </w:r>
     </w:p>
     <w:tbl>
@@ -16238,7 +16238,7 @@
                 <w:sz w:val="17"/>
                 <w:szCs w:val="17"/>
               </w:rPr>
-              <w:t>등급 2 (엔터프라이즈)</w:t>
+              <w:t>회사계약 등급</w:t>
             </w:r>
           </w:p>
         </w:tc>
@@ -16272,7 +16272,7 @@
                 <w:sz w:val="17"/>
                 <w:szCs w:val="17"/>
               </w:rPr>
-              <w:t>등급 1 (개인 계정)</w:t>
+              <w:t>개인계정 등급</w:t>
             </w:r>
           </w:p>
         </w:tc>
@@ -16306,7 +16306,7 @@
                 <w:sz w:val="17"/>
                 <w:szCs w:val="17"/>
               </w:rPr>
-              <w:t>등급 3 (사내 전용)</w:t>
+              <w:t>사내전용 등급</w:t>
             </w:r>
           </w:p>
         </w:tc>
@@ -16793,7 +16793,7 @@
         <w:spacing w:before="80" w:after="80"/>
       </w:pPr>
       <w:r>
-        <w:t>현재 회사 AI 코딩도구는 모두 등급 2다. 등급 1(개인 계정) 도구는 2.4절에 따라 업무 목적 사용이 금지된다. 등급 3(사내 전용)는 별도 도입 심의가 필요하다.</w:t>
+        <w:t>현재 회사 AI 코딩도구는 모두 회사계약 등급이다. 개인계정 등급 도구는 2.4절에 따라 업무 목적 사용이 금지된다. 사내전용 등급은 별도 도입 심의가 필요하다.</w:t>
       </w:r>
     </w:p>
     <w:p>
@@ -32095,7 +32095,7 @@
                 <w:sz w:val="17"/>
                 <w:szCs w:val="17"/>
               </w:rPr>
-              <w:t>등급 2 / ZDR (Zero Data Retention) 적용</w:t>
+              <w:t>회사계약 등급 / ZDR (Zero Data Retention) 적용</w:t>
             </w:r>
             <w:proofErr w:type="gramStart"/>
             <w:r>
@@ -48389,7 +48389,7 @@
                 <w:sz w:val="17"/>
                 <w:szCs w:val="17"/>
               </w:rPr>
-              <w:t>마스킹 후 등급 2 도구 사용 가능</w:t>
+              <w:t>마스킹 후 회사계약 등급 도구 사용 가능</w:t>
             </w:r>
             <w:proofErr w:type="spellEnd"/>
             <w:r>
